--- a/红色警戒杯模拟赛Ⅵ/克隆缸/克隆缸.docx
+++ b/红色警戒杯模拟赛Ⅵ/克隆缸/克隆缸.docx
@@ -123,20 +123,42 @@
           <w:szCs w:val="24"/>
           <w:lang w:eastAsia="zh-CN"/>
         </w:rPr>
-        <w:t>异教！尤里大人交给了你一个伟大而光荣的任务，测验克隆缸，测验方法是用一个AcA的串，c是一</w:t>
+        <w:t>异教！尤里大人交给了你一个伟大而光荣的任务，测验克隆缸，测验方法是用一个AcA的串，c是一个核苷酸，A是若干个核苷酸组成的长度非负串，从c处将两个A分离，其中一个放入克隆缸中复制，复制之后与另一个做对比。我们知道DNA核苷酸有4种，我们将其编号0到3。现在你得到了一个长度为n（n为奇数）的DNA，你需要改造这段DNA使得其前(n-1)/2个核苷酸与后(n-1)/2个核苷酸对应相等</w:t>
+      </w:r>
+      <w:r>
+        <w:rPr>
+          <w:rFonts w:hint="eastAsia"/>
+          <w:b w:val="0"/>
+          <w:bCs w:val="0"/>
+          <w:sz w:val="24"/>
+          <w:szCs w:val="24"/>
+          <w:lang w:val="en-US" w:eastAsia="zh-CN"/>
+        </w:rPr>
+        <w:t>(（均从左到右，不是从中间双向检验</w:t>
       </w:r>
       <w:bookmarkStart w:id="6" w:name="_GoBack"/>
       <w:bookmarkEnd w:id="6"/>
       <w:r>
         <w:rPr>
-          <w:rFonts w:hint="default"/>
-          <w:b w:val="0"/>
-          <w:bCs w:val="0"/>
-          <w:sz w:val="24"/>
-          <w:szCs w:val="24"/>
-          <w:lang w:eastAsia="zh-CN"/>
-        </w:rPr>
-        <w:t>个核苷酸，A是若干个核苷酸组成的长度非负串，从c处将两个A分离，其中一个放入克隆缸中复制，复制之后与另一个做对比。我们知道DNA核苷酸有4种，我们将其编号0到3。现在你得到了一个长度为n（n为奇数）的DNA，你需要改造这段DNA使得其前(n-1)/2个核苷酸与后(n-1)/2个核苷酸对应相等，并且最终结果恰好有m个核苷酸的种类与初始不同。</w:t>
+          <w:rFonts w:hint="eastAsia"/>
+          <w:b w:val="0"/>
+          <w:bCs w:val="0"/>
+          <w:sz w:val="24"/>
+          <w:szCs w:val="24"/>
+          <w:lang w:val="en-US" w:eastAsia="zh-CN"/>
+        </w:rPr>
+        <w:t>）</w:t>
+      </w:r>
+      <w:r>
+        <w:rPr>
+          <w:rFonts w:hint="default"/>
+          <w:b w:val="0"/>
+          <w:bCs w:val="0"/>
+          <w:sz w:val="24"/>
+          <w:szCs w:val="24"/>
+          <w:lang w:eastAsia="zh-CN"/>
+        </w:rPr>
+        <w:t>，并且最终结果恰好有m个核苷酸的种类与初始不同。</w:t>
       </w:r>
     </w:p>
     <w:p>
@@ -947,13 +969,13 @@
       <w:lang w:val="en-US" w:eastAsia="zh-CN" w:bidi="ar-SA"/>
     </w:rPr>
   </w:style>
-  <w:style w:type="character" w:default="1" w:styleId="3">
+  <w:style w:type="character" w:default="1" w:styleId="4">
     <w:name w:val="Default Paragraph Font"/>
     <w:semiHidden/>
     <w:qFormat/>
     <w:uiPriority w:val="0"/>
   </w:style>
-  <w:style w:type="table" w:default="1" w:styleId="5">
+  <w:style w:type="table" w:default="1" w:styleId="3">
     <w:name w:val="Normal Table"/>
     <w:semiHidden/>
     <w:qFormat/>
@@ -1002,9 +1024,9 @@
       <w:lang w:val="en-US" w:eastAsia="zh-CN" w:bidi="ar"/>
     </w:rPr>
   </w:style>
-  <w:style w:type="character" w:styleId="4">
+  <w:style w:type="character" w:styleId="5">
     <w:name w:val="HTML Code"/>
-    <w:basedOn w:val="3"/>
+    <w:basedOn w:val="4"/>
     <w:qFormat/>
     <w:uiPriority w:val="0"/>
     <w:rPr>
@@ -1020,7 +1042,7 @@
   <a:themeElements>
     <a:clrScheme name="Office">
       <a:dk1>
-        <a:sysClr val="windowText" lastClr="4C4C4C"/>
+        <a:sysClr val="windowText" lastClr="000000"/>
       </a:dk1>
       <a:lt1>
         <a:sysClr val="window" lastClr="FFFFFF"/>
